--- a/report/REPORT.docx
+++ b/report/REPORT.docx
@@ -12,9 +12,13 @@
     </w:p>
     <w:p>
       <w:pPr>
+        <w:keepNext/>
         <w:jc w:val="center"/>
       </w:pPr>
       <w:r>
+        <w:rPr>
+          <w:noProof/>
+        </w:rPr>
         <w:drawing>
           <wp:inline distT="0" distB="0" distL="0" distR="0" wp14:anchorId="640D8B1D" wp14:editId="66CFCA53">
             <wp:extent cx="3147067" cy="2496710"/>
@@ -54,152 +58,32 @@
     </w:p>
     <w:p>
       <w:pPr>
-        <w:pStyle w:val="Heading3"/>
-      </w:pPr>
-      <w:r>
-        <w:t>LMS Learning Curve differences due to Learning Rate selection</w:t>
-      </w:r>
-    </w:p>
-    <w:p>
-      <w:pPr>
+        <w:pStyle w:val="Caption"/>
         <w:jc w:val="center"/>
       </w:pPr>
+      <w:r>
+        <w:t xml:space="preserve">Figure </w:t>
+      </w:r>
+      <w:r>
+        <w:fldChar w:fldCharType="begin"/>
+      </w:r>
+      <w:r>
+        <w:instrText xml:space="preserve"> SEQ Figure \* ARABIC </w:instrText>
+      </w:r>
+      <w:r>
+        <w:fldChar w:fldCharType="separate"/>
+      </w:r>
       <w:r>
         <w:rPr>
           <w:noProof/>
         </w:rPr>
-        <w:drawing>
-          <wp:inline distT="0" distB="0" distL="0" distR="0" wp14:anchorId="519BB402" wp14:editId="1E1E0D1C">
-            <wp:extent cx="5943600" cy="1667253"/>
-            <wp:effectExtent l="0" t="0" r="0" b="9525"/>
-            <wp:docPr id="1062843033" name="Picture 1" descr="A screenshot of a computer screen&#10;&#10;Description automatically generated"/>
-            <wp:cNvGraphicFramePr>
-              <a:graphicFrameLocks xmlns:a="http://schemas.openxmlformats.org/drawingml/2006/main" noChangeAspect="1"/>
-            </wp:cNvGraphicFramePr>
-            <a:graphic xmlns:a="http://schemas.openxmlformats.org/drawingml/2006/main">
-              <a:graphicData uri="http://schemas.openxmlformats.org/drawingml/2006/picture">
-                <pic:pic xmlns:pic="http://schemas.openxmlformats.org/drawingml/2006/picture">
-                  <pic:nvPicPr>
-                    <pic:cNvPr id="1062843033" name="Picture 1" descr="A screenshot of a computer screen&#10;&#10;Description automatically generated"/>
-                    <pic:cNvPicPr>
-                      <a:picLocks noChangeAspect="1" noChangeArrowheads="1"/>
-                    </pic:cNvPicPr>
-                  </pic:nvPicPr>
-                  <pic:blipFill rotWithShape="1">
-                    <a:blip r:embed="rId5" cstate="print">
-                      <a:extLst>
-                        <a:ext uri="{28A0092B-C50C-407E-A947-70E740481C1C}">
-                          <a14:useLocalDpi xmlns:a14="http://schemas.microsoft.com/office/drawing/2010/main" val="0"/>
-                        </a:ext>
-                      </a:extLst>
-                    </a:blip>
-                    <a:srcRect t="6867" r="32977" b="45676"/>
-                    <a:stretch/>
-                  </pic:blipFill>
-                  <pic:spPr bwMode="auto">
-                    <a:xfrm>
-                      <a:off x="0" y="0"/>
-                      <a:ext cx="5943600" cy="1667253"/>
-                    </a:xfrm>
-                    <a:prstGeom prst="rect">
-                      <a:avLst/>
-                    </a:prstGeom>
-                    <a:noFill/>
-                    <a:ln>
-                      <a:noFill/>
-                    </a:ln>
-                    <a:extLst>
-                      <a:ext uri="{53640926-AAD7-44D8-BBD7-CCE9431645EC}">
-                        <a14:shadowObscured xmlns:a14="http://schemas.microsoft.com/office/drawing/2010/main"/>
-                      </a:ext>
-                    </a:extLst>
-                  </pic:spPr>
-                </pic:pic>
-              </a:graphicData>
-            </a:graphic>
-          </wp:inline>
-        </w:drawing>
-      </w:r>
-      <w:r>
-        <w:rPr>
-          <w:noProof/>
-        </w:rPr>
-        <w:drawing>
-          <wp:inline distT="0" distB="0" distL="0" distR="0" wp14:anchorId="7FF00B37" wp14:editId="537A83C5">
-            <wp:extent cx="3009900" cy="1682115"/>
-            <wp:effectExtent l="0" t="0" r="0" b="0"/>
-            <wp:docPr id="775461076" name="Picture 1"/>
-            <wp:cNvGraphicFramePr>
-              <a:graphicFrameLocks xmlns:a="http://schemas.openxmlformats.org/drawingml/2006/main" noChangeAspect="1"/>
-            </wp:cNvGraphicFramePr>
-            <a:graphic xmlns:a="http://schemas.openxmlformats.org/drawingml/2006/main">
-              <a:graphicData uri="http://schemas.openxmlformats.org/drawingml/2006/picture">
-                <pic:pic xmlns:pic="http://schemas.openxmlformats.org/drawingml/2006/picture">
-                  <pic:nvPicPr>
-                    <pic:cNvPr id="775461076" name="Picture 1"/>
-                    <pic:cNvPicPr>
-                      <a:picLocks noChangeAspect="1" noChangeArrowheads="1"/>
-                    </pic:cNvPicPr>
-                  </pic:nvPicPr>
-                  <pic:blipFill rotWithShape="1">
-                    <a:blip r:embed="rId6" cstate="print">
-                      <a:extLst>
-                        <a:ext uri="{28A0092B-C50C-407E-A947-70E740481C1C}">
-                          <a14:useLocalDpi xmlns:a14="http://schemas.microsoft.com/office/drawing/2010/main" val="0"/>
-                        </a:ext>
-                      </a:extLst>
-                    </a:blip>
-                    <a:srcRect l="66973" t="6867" r="-613" b="45676"/>
-                    <a:stretch/>
-                  </pic:blipFill>
-                  <pic:spPr bwMode="auto">
-                    <a:xfrm>
-                      <a:off x="0" y="0"/>
-                      <a:ext cx="3016403" cy="1685749"/>
-                    </a:xfrm>
-                    <a:prstGeom prst="rect">
-                      <a:avLst/>
-                    </a:prstGeom>
-                    <a:noFill/>
-                    <a:ln>
-                      <a:noFill/>
-                    </a:ln>
-                    <a:extLst>
-                      <a:ext uri="{53640926-AAD7-44D8-BBD7-CCE9431645EC}">
-                        <a14:shadowObscured xmlns:a14="http://schemas.microsoft.com/office/drawing/2010/main"/>
-                      </a:ext>
-                    </a:extLst>
-                  </pic:spPr>
-                </pic:pic>
-              </a:graphicData>
-            </a:graphic>
-          </wp:inline>
-        </w:drawing>
-      </w:r>
-    </w:p>
-    <w:p>
-      <w:pPr>
-        <w:pStyle w:val="Heading3"/>
-      </w:pPr>
-      <w:r>
-        <w:t xml:space="preserve">Compare LMS w/ LS for best model </w:t>
-      </w:r>
-      <w:r>
-        <w:t>parameters</w:t>
-      </w:r>
-    </w:p>
-    <w:p>
-      <w:pPr>
-        <w:jc w:val="center"/>
-      </w:pPr>
-      <w:r>
-        <w:t xml:space="preserve">From the experiment presented, the best parameters were random seed=1 and LR=0.1e-3. </w:t>
-      </w:r>
-      <w:r>
-        <w:t>However,</w:t>
-      </w:r>
-      <w:r>
-        <w:t xml:space="preserve"> LMS still converged to a worse solution.</w:t>
+        <w:t>1</w:t>
+      </w:r>
+      <w:r>
+        <w:fldChar w:fldCharType="end"/>
+      </w:r>
+      <w:r>
+        <w:t xml:space="preserve"> Results varied widely between different dataset initializations for the Least Squares Solution</w:t>
       </w:r>
     </w:p>
     <w:p/>
@@ -208,7 +92,6 @@
         <w:pStyle w:val="Heading3"/>
       </w:pPr>
       <w:r>
-        <w:lastRenderedPageBreak/>
         <w:t xml:space="preserve">Show the </w:t>
       </w:r>
       <w:r>
@@ -314,10 +197,7 @@
           </w:tcPr>
           <w:p>
             <w:r>
-              <w:t>Least Square</w:t>
-            </w:r>
-            <w:r>
-              <w:t xml:space="preserve"> </w:t>
+              <w:t xml:space="preserve">Least Square </w:t>
             </w:r>
           </w:p>
         </w:tc>
@@ -424,6 +304,511 @@
     <w:p>
       <w:pPr>
         <w:pStyle w:val="Heading3"/>
+      </w:pPr>
+      <w:r>
+        <w:t>Compare LMS w/ LS for best model parameters</w:t>
+      </w:r>
+    </w:p>
+    <w:p>
+      <w:pPr>
+        <w:jc w:val="center"/>
+      </w:pPr>
+      <w:r>
+        <w:t>The best parameters from the experiment presented were random seed=1 and LR=0.1e-3. However, LMS still converged to a worse solution.</w:t>
+      </w:r>
+    </w:p>
+    <w:p/>
+    <w:p>
+      <w:pPr>
+        <w:pStyle w:val="Heading3"/>
+      </w:pPr>
+      <w:r>
+        <w:lastRenderedPageBreak/>
+        <w:t>Effects of different regularization levels to calculate MSE</w:t>
+      </w:r>
+    </w:p>
+    <w:p>
+      <w:pPr>
+        <w:jc w:val="center"/>
+      </w:pPr>
+      <w:r>
+        <w:rPr>
+          <w:noProof/>
+        </w:rPr>
+        <w:drawing>
+          <wp:inline distT="0" distB="0" distL="0" distR="0" wp14:anchorId="30722C9C" wp14:editId="00E65D0B">
+            <wp:extent cx="5145152" cy="4081881"/>
+            <wp:effectExtent l="0" t="0" r="0" b="0"/>
+            <wp:docPr id="2090991990" name="Picture 1" descr="A graph with a curve&#10;&#10;Description automatically generated"/>
+            <wp:cNvGraphicFramePr>
+              <a:graphicFrameLocks xmlns:a="http://schemas.openxmlformats.org/drawingml/2006/main" noChangeAspect="1"/>
+            </wp:cNvGraphicFramePr>
+            <a:graphic xmlns:a="http://schemas.openxmlformats.org/drawingml/2006/main">
+              <a:graphicData uri="http://schemas.openxmlformats.org/drawingml/2006/picture">
+                <pic:pic xmlns:pic="http://schemas.openxmlformats.org/drawingml/2006/picture">
+                  <pic:nvPicPr>
+                    <pic:cNvPr id="2090991990" name="Picture 1" descr="A graph with a curve&#10;&#10;Description automatically generated"/>
+                    <pic:cNvPicPr/>
+                  </pic:nvPicPr>
+                  <pic:blipFill>
+                    <a:blip r:embed="rId5"/>
+                    <a:stretch>
+                      <a:fillRect/>
+                    </a:stretch>
+                  </pic:blipFill>
+                  <pic:spPr>
+                    <a:xfrm>
+                      <a:off x="0" y="0"/>
+                      <a:ext cx="5171736" cy="4102971"/>
+                    </a:xfrm>
+                    <a:prstGeom prst="rect">
+                      <a:avLst/>
+                    </a:prstGeom>
+                  </pic:spPr>
+                </pic:pic>
+              </a:graphicData>
+            </a:graphic>
+          </wp:inline>
+        </w:drawing>
+      </w:r>
+    </w:p>
+    <w:p>
+      <w:pPr>
+        <w:rPr>
+          <w:rFonts w:eastAsiaTheme="majorEastAsia" w:cstheme="majorBidi"/>
+          <w:color w:val="0F4761" w:themeColor="accent1" w:themeShade="BF"/>
+          <w:sz w:val="28"/>
+          <w:szCs w:val="28"/>
+        </w:rPr>
+      </w:pPr>
+      <w:r>
+        <w:rPr>
+          <w:rFonts w:eastAsiaTheme="majorEastAsia" w:cstheme="majorBidi"/>
+          <w:color w:val="0F4761" w:themeColor="accent1" w:themeShade="BF"/>
+          <w:sz w:val="28"/>
+          <w:szCs w:val="28"/>
+        </w:rPr>
+        <w:t>Interestingly, as we increased the regularization term, the MSE increased…</w:t>
+      </w:r>
+    </w:p>
+    <w:p>
+      <w:pPr>
+        <w:pStyle w:val="Heading3"/>
+      </w:pPr>
+      <w:r>
+        <w:lastRenderedPageBreak/>
+        <w:t>LMS Learning Curve differences due to Learning Rate selection</w:t>
+      </w:r>
+    </w:p>
+    <w:p>
+      <w:pPr>
+        <w:pStyle w:val="Heading3"/>
+      </w:pPr>
+      <w:r>
+        <w:rPr>
+          <w:noProof/>
+        </w:rPr>
+        <w:drawing>
+          <wp:inline distT="0" distB="0" distL="0" distR="0" wp14:anchorId="33AF6456" wp14:editId="268D7723">
+            <wp:extent cx="2816352" cy="1550799"/>
+            <wp:effectExtent l="0" t="0" r="3175" b="0"/>
+            <wp:docPr id="1335039107" name="Picture 1" descr="A graph with numbers and a line&#10;&#10;Description automatically generated"/>
+            <wp:cNvGraphicFramePr>
+              <a:graphicFrameLocks xmlns:a="http://schemas.openxmlformats.org/drawingml/2006/main" noChangeAspect="1"/>
+            </wp:cNvGraphicFramePr>
+            <a:graphic xmlns:a="http://schemas.openxmlformats.org/drawingml/2006/main">
+              <a:graphicData uri="http://schemas.openxmlformats.org/drawingml/2006/picture">
+                <pic:pic xmlns:pic="http://schemas.openxmlformats.org/drawingml/2006/picture">
+                  <pic:nvPicPr>
+                    <pic:cNvPr id="1335039107" name="Picture 1" descr="A graph with numbers and a line&#10;&#10;Description automatically generated"/>
+                    <pic:cNvPicPr/>
+                  </pic:nvPicPr>
+                  <pic:blipFill>
+                    <a:blip r:embed="rId6"/>
+                    <a:stretch>
+                      <a:fillRect/>
+                    </a:stretch>
+                  </pic:blipFill>
+                  <pic:spPr>
+                    <a:xfrm>
+                      <a:off x="0" y="0"/>
+                      <a:ext cx="2836792" cy="1562054"/>
+                    </a:xfrm>
+                    <a:prstGeom prst="rect">
+                      <a:avLst/>
+                    </a:prstGeom>
+                  </pic:spPr>
+                </pic:pic>
+              </a:graphicData>
+            </a:graphic>
+          </wp:inline>
+        </w:drawing>
+      </w:r>
+      <w:r>
+        <w:rPr>
+          <w:noProof/>
+        </w:rPr>
+        <w:drawing>
+          <wp:inline distT="0" distB="0" distL="0" distR="0" wp14:anchorId="7E5FCD58" wp14:editId="00C311C8">
+            <wp:extent cx="2779776" cy="1541350"/>
+            <wp:effectExtent l="0" t="0" r="1905" b="1905"/>
+            <wp:docPr id="1164657535" name="Picture 1" descr="A graph with blue dots and a red line&#10;&#10;Description automatically generated"/>
+            <wp:cNvGraphicFramePr>
+              <a:graphicFrameLocks xmlns:a="http://schemas.openxmlformats.org/drawingml/2006/main" noChangeAspect="1"/>
+            </wp:cNvGraphicFramePr>
+            <a:graphic xmlns:a="http://schemas.openxmlformats.org/drawingml/2006/main">
+              <a:graphicData uri="http://schemas.openxmlformats.org/drawingml/2006/picture">
+                <pic:pic xmlns:pic="http://schemas.openxmlformats.org/drawingml/2006/picture">
+                  <pic:nvPicPr>
+                    <pic:cNvPr id="1164657535" name="Picture 1" descr="A graph with blue dots and a red line&#10;&#10;Description automatically generated"/>
+                    <pic:cNvPicPr/>
+                  </pic:nvPicPr>
+                  <pic:blipFill>
+                    <a:blip r:embed="rId7"/>
+                    <a:stretch>
+                      <a:fillRect/>
+                    </a:stretch>
+                  </pic:blipFill>
+                  <pic:spPr>
+                    <a:xfrm>
+                      <a:off x="0" y="0"/>
+                      <a:ext cx="2813271" cy="1559922"/>
+                    </a:xfrm>
+                    <a:prstGeom prst="rect">
+                      <a:avLst/>
+                    </a:prstGeom>
+                  </pic:spPr>
+                </pic:pic>
+              </a:graphicData>
+            </a:graphic>
+          </wp:inline>
+        </w:drawing>
+      </w:r>
+    </w:p>
+    <w:p>
+      <w:pPr>
+        <w:rPr>
+          <w:noProof/>
+        </w:rPr>
+      </w:pPr>
+      <w:r>
+        <w:rPr>
+          <w:noProof/>
+        </w:rPr>
+        <w:drawing>
+          <wp:inline distT="0" distB="0" distL="0" distR="0" wp14:anchorId="5F08B19A" wp14:editId="49C8891F">
+            <wp:extent cx="2816225" cy="1550729"/>
+            <wp:effectExtent l="0" t="0" r="3175" b="0"/>
+            <wp:docPr id="1945276908" name="Picture 1" descr="A screen shot of a graph&#10;&#10;Description automatically generated"/>
+            <wp:cNvGraphicFramePr>
+              <a:graphicFrameLocks xmlns:a="http://schemas.openxmlformats.org/drawingml/2006/main" noChangeAspect="1"/>
+            </wp:cNvGraphicFramePr>
+            <a:graphic xmlns:a="http://schemas.openxmlformats.org/drawingml/2006/main">
+              <a:graphicData uri="http://schemas.openxmlformats.org/drawingml/2006/picture">
+                <pic:pic xmlns:pic="http://schemas.openxmlformats.org/drawingml/2006/picture">
+                  <pic:nvPicPr>
+                    <pic:cNvPr id="1945276908" name="Picture 1" descr="A screen shot of a graph&#10;&#10;Description automatically generated"/>
+                    <pic:cNvPicPr/>
+                  </pic:nvPicPr>
+                  <pic:blipFill>
+                    <a:blip r:embed="rId8"/>
+                    <a:stretch>
+                      <a:fillRect/>
+                    </a:stretch>
+                  </pic:blipFill>
+                  <pic:spPr>
+                    <a:xfrm>
+                      <a:off x="0" y="0"/>
+                      <a:ext cx="2830780" cy="1558743"/>
+                    </a:xfrm>
+                    <a:prstGeom prst="rect">
+                      <a:avLst/>
+                    </a:prstGeom>
+                  </pic:spPr>
+                </pic:pic>
+              </a:graphicData>
+            </a:graphic>
+          </wp:inline>
+        </w:drawing>
+      </w:r>
+      <w:r>
+        <w:rPr>
+          <w:noProof/>
+        </w:rPr>
+        <w:t xml:space="preserve"> </w:t>
+      </w:r>
+      <w:r>
+        <w:rPr>
+          <w:noProof/>
+        </w:rPr>
+        <w:drawing>
+          <wp:inline distT="0" distB="0" distL="0" distR="0" wp14:anchorId="3FA7A57A" wp14:editId="08EB299B">
+            <wp:extent cx="2735885" cy="1517013"/>
+            <wp:effectExtent l="0" t="0" r="7620" b="7620"/>
+            <wp:docPr id="794877133" name="Picture 1" descr="A graph with blue dots and red lines&#10;&#10;Description automatically generated"/>
+            <wp:cNvGraphicFramePr>
+              <a:graphicFrameLocks xmlns:a="http://schemas.openxmlformats.org/drawingml/2006/main" noChangeAspect="1"/>
+            </wp:cNvGraphicFramePr>
+            <a:graphic xmlns:a="http://schemas.openxmlformats.org/drawingml/2006/main">
+              <a:graphicData uri="http://schemas.openxmlformats.org/drawingml/2006/picture">
+                <pic:pic xmlns:pic="http://schemas.openxmlformats.org/drawingml/2006/picture">
+                  <pic:nvPicPr>
+                    <pic:cNvPr id="794877133" name="Picture 1" descr="A graph with blue dots and red lines&#10;&#10;Description automatically generated"/>
+                    <pic:cNvPicPr/>
+                  </pic:nvPicPr>
+                  <pic:blipFill>
+                    <a:blip r:embed="rId9"/>
+                    <a:stretch>
+                      <a:fillRect/>
+                    </a:stretch>
+                  </pic:blipFill>
+                  <pic:spPr>
+                    <a:xfrm>
+                      <a:off x="0" y="0"/>
+                      <a:ext cx="2745500" cy="1522344"/>
+                    </a:xfrm>
+                    <a:prstGeom prst="rect">
+                      <a:avLst/>
+                    </a:prstGeom>
+                  </pic:spPr>
+                </pic:pic>
+              </a:graphicData>
+            </a:graphic>
+          </wp:inline>
+        </w:drawing>
+      </w:r>
+    </w:p>
+    <w:p>
+      <w:r>
+        <w:rPr>
+          <w:noProof/>
+        </w:rPr>
+        <w:drawing>
+          <wp:inline distT="0" distB="0" distL="0" distR="0" wp14:anchorId="1569410C" wp14:editId="2457AFFB">
+            <wp:extent cx="2816225" cy="1550729"/>
+            <wp:effectExtent l="0" t="0" r="3175" b="0"/>
+            <wp:docPr id="221854811" name="Picture 1" descr="A screen shot of a graph&#10;&#10;Description automatically generated"/>
+            <wp:cNvGraphicFramePr>
+              <a:graphicFrameLocks xmlns:a="http://schemas.openxmlformats.org/drawingml/2006/main" noChangeAspect="1"/>
+            </wp:cNvGraphicFramePr>
+            <a:graphic xmlns:a="http://schemas.openxmlformats.org/drawingml/2006/main">
+              <a:graphicData uri="http://schemas.openxmlformats.org/drawingml/2006/picture">
+                <pic:pic xmlns:pic="http://schemas.openxmlformats.org/drawingml/2006/picture">
+                  <pic:nvPicPr>
+                    <pic:cNvPr id="221854811" name="Picture 1" descr="A screen shot of a graph&#10;&#10;Description automatically generated"/>
+                    <pic:cNvPicPr/>
+                  </pic:nvPicPr>
+                  <pic:blipFill>
+                    <a:blip r:embed="rId10"/>
+                    <a:stretch>
+                      <a:fillRect/>
+                    </a:stretch>
+                  </pic:blipFill>
+                  <pic:spPr>
+                    <a:xfrm>
+                      <a:off x="0" y="0"/>
+                      <a:ext cx="2824507" cy="1555289"/>
+                    </a:xfrm>
+                    <a:prstGeom prst="rect">
+                      <a:avLst/>
+                    </a:prstGeom>
+                  </pic:spPr>
+                </pic:pic>
+              </a:graphicData>
+            </a:graphic>
+          </wp:inline>
+        </w:drawing>
+      </w:r>
+      <w:r>
+        <w:rPr>
+          <w:noProof/>
+        </w:rPr>
+        <w:t xml:space="preserve"> </w:t>
+      </w:r>
+      <w:r>
+        <w:rPr>
+          <w:noProof/>
+        </w:rPr>
+        <w:drawing>
+          <wp:inline distT="0" distB="0" distL="0" distR="0" wp14:anchorId="539B2472" wp14:editId="3B04DE76">
+            <wp:extent cx="2640787" cy="1464283"/>
+            <wp:effectExtent l="0" t="0" r="7620" b="3175"/>
+            <wp:docPr id="607905674" name="Picture 1" descr="A graph with blue dots and red lines&#10;&#10;Description automatically generated"/>
+            <wp:cNvGraphicFramePr>
+              <a:graphicFrameLocks xmlns:a="http://schemas.openxmlformats.org/drawingml/2006/main" noChangeAspect="1"/>
+            </wp:cNvGraphicFramePr>
+            <a:graphic xmlns:a="http://schemas.openxmlformats.org/drawingml/2006/main">
+              <a:graphicData uri="http://schemas.openxmlformats.org/drawingml/2006/picture">
+                <pic:pic xmlns:pic="http://schemas.openxmlformats.org/drawingml/2006/picture">
+                  <pic:nvPicPr>
+                    <pic:cNvPr id="607905674" name="Picture 1" descr="A graph with blue dots and red lines&#10;&#10;Description automatically generated"/>
+                    <pic:cNvPicPr/>
+                  </pic:nvPicPr>
+                  <pic:blipFill>
+                    <a:blip r:embed="rId11"/>
+                    <a:stretch>
+                      <a:fillRect/>
+                    </a:stretch>
+                  </pic:blipFill>
+                  <pic:spPr>
+                    <a:xfrm flipV="1">
+                      <a:off x="0" y="0"/>
+                      <a:ext cx="2664615" cy="1477495"/>
+                    </a:xfrm>
+                    <a:prstGeom prst="rect">
+                      <a:avLst/>
+                    </a:prstGeom>
+                  </pic:spPr>
+                </pic:pic>
+              </a:graphicData>
+            </a:graphic>
+          </wp:inline>
+        </w:drawing>
+      </w:r>
+    </w:p>
+    <w:p>
+      <w:pPr>
+        <w:pStyle w:val="Caption"/>
+        <w:jc w:val="center"/>
+      </w:pPr>
+      <w:r>
+        <w:t xml:space="preserve">Figure </w:t>
+      </w:r>
+      <w:r>
+        <w:fldChar w:fldCharType="begin"/>
+      </w:r>
+      <w:r>
+        <w:instrText xml:space="preserve"> SEQ Figure \* ARABIC </w:instrText>
+      </w:r>
+      <w:r>
+        <w:fldChar w:fldCharType="separate"/>
+      </w:r>
+      <w:r>
+        <w:rPr>
+          <w:noProof/>
+        </w:rPr>
+        <w:t>2</w:t>
+      </w:r>
+      <w:r>
+        <w:fldChar w:fldCharType="end"/>
+      </w:r>
+      <w:r>
+        <w:t xml:space="preserve"> Selecting a larger learning curve allows </w:t>
+      </w:r>
+      <w:r>
+        <w:t>for</w:t>
+      </w:r>
+      <w:r>
+        <w:t xml:space="preserve"> a steeper learning curve. This makes sense since we are converging to </w:t>
+      </w:r>
+      <w:r>
+        <w:t xml:space="preserve">(hopefully) </w:t>
+      </w:r>
+      <w:r>
+        <w:t xml:space="preserve">the </w:t>
+      </w:r>
+      <w:r>
+        <w:t>ideal</w:t>
+      </w:r>
+      <w:r>
+        <w:t xml:space="preserve"> minima faster.</w:t>
+      </w:r>
+    </w:p>
+    <w:p>
+      <w:pPr>
+        <w:keepNext/>
+        <w:jc w:val="center"/>
+      </w:pPr>
+      <w:r>
+        <w:lastRenderedPageBreak/>
+        <w:t>What happens if target vector is used as input?</w:t>
+      </w:r>
+      <w:r>
+        <w:br/>
+      </w:r>
+      <w:r>
+        <w:rPr>
+          <w:noProof/>
+        </w:rPr>
+        <w:drawing>
+          <wp:inline distT="0" distB="0" distL="0" distR="0" wp14:anchorId="7EADBBA1" wp14:editId="1210A6F5">
+            <wp:extent cx="4469587" cy="3570940"/>
+            <wp:effectExtent l="0" t="0" r="7620" b="0"/>
+            <wp:docPr id="1590092803" name="Picture 1" descr="A graph with numbers and lines&#10;&#10;Description automatically generated"/>
+            <wp:cNvGraphicFramePr>
+              <a:graphicFrameLocks xmlns:a="http://schemas.openxmlformats.org/drawingml/2006/main" noChangeAspect="1"/>
+            </wp:cNvGraphicFramePr>
+            <a:graphic xmlns:a="http://schemas.openxmlformats.org/drawingml/2006/main">
+              <a:graphicData uri="http://schemas.openxmlformats.org/drawingml/2006/picture">
+                <pic:pic xmlns:pic="http://schemas.openxmlformats.org/drawingml/2006/picture">
+                  <pic:nvPicPr>
+                    <pic:cNvPr id="1590092803" name="Picture 1" descr="A graph with numbers and lines&#10;&#10;Description automatically generated"/>
+                    <pic:cNvPicPr/>
+                  </pic:nvPicPr>
+                  <pic:blipFill>
+                    <a:blip r:embed="rId12"/>
+                    <a:stretch>
+                      <a:fillRect/>
+                    </a:stretch>
+                  </pic:blipFill>
+                  <pic:spPr>
+                    <a:xfrm>
+                      <a:off x="0" y="0"/>
+                      <a:ext cx="4477113" cy="3576953"/>
+                    </a:xfrm>
+                    <a:prstGeom prst="rect">
+                      <a:avLst/>
+                    </a:prstGeom>
+                  </pic:spPr>
+                </pic:pic>
+              </a:graphicData>
+            </a:graphic>
+          </wp:inline>
+        </w:drawing>
+      </w:r>
+    </w:p>
+    <w:p>
+      <w:pPr>
+        <w:pStyle w:val="Caption"/>
+        <w:jc w:val="center"/>
+      </w:pPr>
+      <w:r>
+        <w:t xml:space="preserve">Figure </w:t>
+      </w:r>
+      <w:r>
+        <w:fldChar w:fldCharType="begin"/>
+      </w:r>
+      <w:r>
+        <w:instrText xml:space="preserve"> SEQ Figure \* ARABIC </w:instrText>
+      </w:r>
+      <w:r>
+        <w:fldChar w:fldCharType="separate"/>
+      </w:r>
+      <w:r>
+        <w:rPr>
+          <w:noProof/>
+        </w:rPr>
+        <w:t>3</w:t>
+      </w:r>
+      <w:r>
+        <w:fldChar w:fldCharType="end"/>
+      </w:r>
+      <w:r>
+        <w:t xml:space="preserve"> This can be explained as the linear model automatically using the target input vector as a direct mapping to the actual target vector. This makes that feature the most </w:t>
+      </w:r>
+      <w:proofErr w:type="gramStart"/>
+      <w:r>
+        <w:t>important, and</w:t>
+      </w:r>
+      <w:proofErr w:type="gramEnd"/>
+      <w:r>
+        <w:t xml:space="preserve"> drops the other feature weights to zero.</w:t>
+      </w:r>
+    </w:p>
+    <w:p/>
+    <w:p>
+      <w:pPr>
+        <w:pStyle w:val="Heading1"/>
       </w:pPr>
     </w:p>
     <w:sectPr>
@@ -1037,6 +1422,7 @@
   <w:style w:type="character" w:default="1" w:styleId="DefaultParagraphFont">
     <w:name w:val="Default Paragraph Font"/>
     <w:uiPriority w:val="1"/>
+    <w:semiHidden/>
     <w:unhideWhenUsed/>
   </w:style>
   <w:style w:type="table" w:default="1" w:styleId="TableNormal">
@@ -1366,6 +1752,25 @@
         <w:insideV w:val="single" w:sz="4" w:space="0" w:color="auto"/>
       </w:tblBorders>
     </w:tblPr>
+  </w:style>
+  <w:style w:type="paragraph" w:styleId="Caption">
+    <w:name w:val="caption"/>
+    <w:basedOn w:val="Normal"/>
+    <w:next w:val="Normal"/>
+    <w:uiPriority w:val="35"/>
+    <w:unhideWhenUsed/>
+    <w:qFormat/>
+    <w:rsid w:val="00AC6391"/>
+    <w:pPr>
+      <w:spacing w:after="200" w:line="240" w:lineRule="auto"/>
+    </w:pPr>
+    <w:rPr>
+      <w:i/>
+      <w:iCs/>
+      <w:color w:val="0E2841" w:themeColor="text2"/>
+      <w:sz w:val="18"/>
+      <w:szCs w:val="18"/>
+    </w:rPr>
   </w:style>
 </w:styles>
 </file>
